--- a/dokumentacja.docx
+++ b/dokumentacja.docx
@@ -5,6 +5,14 @@
     <w:p>
       <w:r>
         <w:t>Start projektu dnia 26.05.2026</w:t>
+      </w:r>
+    </w:p>
+    <w:p>
+      <w:r>
+        <w:t>Cel projektu:</w:t>
+      </w:r>
+      <w:r>
+        <w:t xml:space="preserve"> Gra kółko i krzyżyk</w:t>
       </w:r>
     </w:p>
     <w:sectPr>

--- a/dokumentacja.docx
+++ b/dokumentacja.docx
@@ -12,7 +12,83 @@
         <w:t>Cel projektu:</w:t>
       </w:r>
       <w:r>
-        <w:t xml:space="preserve"> Gra kółko i krzyżyk</w:t>
+        <w:t xml:space="preserve"> Celem projektu jest gra kółko i krzyżyk stworzona w języku C++. Program umożliwia rozgrywkę dla dwóch graczy, którzy na zmianę umieszczają symbole X i O, na planszy 3x3.</w:t>
+      </w:r>
+    </w:p>
+    <w:p>
+      <w:r>
+        <w:t>02.06.2026</w:t>
+      </w:r>
+    </w:p>
+    <w:p>
+      <w:r>
+        <w:t xml:space="preserve">Pierwszego dnia dodałem planszę poprzez funkcję </w:t>
+      </w:r>
+      <w:proofErr w:type="spellStart"/>
+      <w:r>
+        <w:t>printBoard</w:t>
+      </w:r>
+      <w:proofErr w:type="spellEnd"/>
+      <w:r>
+        <w:t>(). Zaimplementowałem planszę o wymiarach 3x3 przy użyciu tablicy znaków. Dodałem poziome oraz pionowe separatory, aby plansza była przejrzysta i czytelna dla graczy. Zastosowałem pętlę for do wyświetlania wszystkich pól planszy.</w:t>
+      </w:r>
+    </w:p>
+    <w:p>
+      <w:r>
+        <w:rPr>
+          <w:noProof/>
+          <w:lang w:eastAsia="pl-PL"/>
+        </w:rPr>
+        <w:drawing>
+          <wp:inline distT="0" distB="0" distL="0" distR="0">
+            <wp:extent cx="3898900" cy="2336800"/>
+            <wp:effectExtent l="19050" t="0" r="6350" b="0"/>
+            <wp:docPr id="1" name="Obraz 1"/>
+            <wp:cNvGraphicFramePr>
+              <a:graphicFrameLocks xmlns:a="http://schemas.openxmlformats.org/drawingml/2006/main" noChangeAspect="1"/>
+            </wp:cNvGraphicFramePr>
+            <a:graphic xmlns:a="http://schemas.openxmlformats.org/drawingml/2006/main">
+              <a:graphicData uri="http://schemas.openxmlformats.org/drawingml/2006/picture">
+                <pic:pic xmlns:pic="http://schemas.openxmlformats.org/drawingml/2006/picture">
+                  <pic:nvPicPr>
+                    <pic:cNvPr id="0" name="Picture 1"/>
+                    <pic:cNvPicPr>
+                      <a:picLocks noChangeAspect="1" noChangeArrowheads="1"/>
+                    </pic:cNvPicPr>
+                  </pic:nvPicPr>
+                  <pic:blipFill>
+                    <a:blip r:embed="rId4"/>
+                    <a:srcRect/>
+                    <a:stretch>
+                      <a:fillRect/>
+                    </a:stretch>
+                  </pic:blipFill>
+                  <pic:spPr bwMode="auto">
+                    <a:xfrm>
+                      <a:off x="0" y="0"/>
+                      <a:ext cx="3898900" cy="2336800"/>
+                    </a:xfrm>
+                    <a:prstGeom prst="rect">
+                      <a:avLst/>
+                    </a:prstGeom>
+                    <a:noFill/>
+                    <a:ln w="9525">
+                      <a:noFill/>
+                      <a:miter lim="800000"/>
+                      <a:headEnd/>
+                      <a:tailEnd/>
+                    </a:ln>
+                  </pic:spPr>
+                </pic:pic>
+              </a:graphicData>
+            </a:graphic>
+          </wp:inline>
+        </w:drawing>
+      </w:r>
+    </w:p>
+    <w:p>
+      <w:r>
+        <w:t>3.06.2026</w:t>
       </w:r>
     </w:p>
     <w:sectPr>
@@ -214,6 +290,36 @@
     <w:semiHidden/>
     <w:unhideWhenUsed/>
   </w:style>
+  <w:style w:type="paragraph" w:styleId="Tekstdymka">
+    <w:name w:val="Balloon Text"/>
+    <w:basedOn w:val="Normalny"/>
+    <w:link w:val="TekstdymkaZnak"/>
+    <w:uiPriority w:val="99"/>
+    <w:semiHidden/>
+    <w:unhideWhenUsed/>
+    <w:rsid w:val="002F2CE4"/>
+    <w:pPr>
+      <w:spacing w:after="0" w:line="240" w:lineRule="auto"/>
+    </w:pPr>
+    <w:rPr>
+      <w:rFonts w:ascii="Tahoma" w:hAnsi="Tahoma" w:cs="Tahoma"/>
+      <w:sz w:val="16"/>
+      <w:szCs w:val="16"/>
+    </w:rPr>
+  </w:style>
+  <w:style w:type="character" w:customStyle="1" w:styleId="TekstdymkaZnak">
+    <w:name w:val="Tekst dymka Znak"/>
+    <w:basedOn w:val="Domylnaczcionkaakapitu"/>
+    <w:link w:val="Tekstdymka"/>
+    <w:uiPriority w:val="99"/>
+    <w:semiHidden/>
+    <w:rsid w:val="002F2CE4"/>
+    <w:rPr>
+      <w:rFonts w:ascii="Tahoma" w:hAnsi="Tahoma" w:cs="Tahoma"/>
+      <w:sz w:val="16"/>
+      <w:szCs w:val="16"/>
+    </w:rPr>
+  </w:style>
 </w:styles>
 </file>
 

--- a/dokumentacja.docx
+++ b/dokumentacja.docx
@@ -88,7 +88,36 @@
     </w:p>
     <w:p>
       <w:r>
-        <w:t>3.06.2026</w:t>
+        <w:t>9.06.2026</w:t>
+      </w:r>
+    </w:p>
+    <w:p>
+      <w:r>
+        <w:t xml:space="preserve">Dodałem funkcję </w:t>
+      </w:r>
+      <w:proofErr w:type="spellStart"/>
+      <w:r>
+        <w:t>boardFull</w:t>
+      </w:r>
+      <w:proofErr w:type="spellEnd"/>
+      <w:r>
+        <w:t xml:space="preserve"> () ,której zadaniem jest sprawdzenie, czy wszystkie pola planszy są zajęte. Utworzyłem główną pętlę gry odpowiedzialną za przebieg rozgrywki (</w:t>
+      </w:r>
+      <w:proofErr w:type="spellStart"/>
+      <w:r>
+        <w:t>while</w:t>
+      </w:r>
+      <w:proofErr w:type="spellEnd"/>
+      <w:r>
+        <w:t>(</w:t>
+      </w:r>
+      <w:proofErr w:type="spellStart"/>
+      <w:r>
+        <w:t>true</w:t>
+      </w:r>
+      <w:proofErr w:type="spellEnd"/>
+      <w:r>
+        <w:t>)).  Dodałem wyświetlanie planszy przed każdym ruchem gracza. Zaimplementowałem pobieranie ruchu od użytkownika z klawiatury. Wprowadziłem możliwość umieszczenia symbolu X oraz 0 na planszy.  Dodałem sprawdzenie warunku zwycięstwa po każdym ruchu, oraz wykrywanie remisu po zapełnieniu całej planszy. Zakończona została implementacja podstawowej logiki gry dla dwóch graczy.</w:t>
       </w:r>
     </w:p>
     <w:sectPr>

--- a/dokumentacja.docx
+++ b/dokumentacja.docx
@@ -118,6 +118,19 @@
       <w:proofErr w:type="spellEnd"/>
       <w:r>
         <w:t>)).  Dodałem wyświetlanie planszy przed każdym ruchem gracza. Zaimplementowałem pobieranie ruchu od użytkownika z klawiatury. Wprowadziłem możliwość umieszczenia symbolu X oraz 0 na planszy.  Dodałem sprawdzenie warunku zwycięstwa po każdym ruchu, oraz wykrywanie remisu po zapełnieniu całej planszy. Zakończona została implementacja podstawowej logiki gry dla dwóch graczy.</w:t>
+      </w:r>
+      <w:r>
+        <w:t xml:space="preserve"> </w:t>
+      </w:r>
+    </w:p>
+    <w:p>
+      <w:r>
+        <w:t>10.06.2026</w:t>
+      </w:r>
+    </w:p>
+    <w:p>
+      <w:r>
+        <w:t>Końcowe szlify, testy oraz drobne poprawki. Koniec projektu.</w:t>
       </w:r>
     </w:p>
     <w:sectPr>
